--- a/BTech/ID 1104 CD.docx
+++ b/BTech/ID 1104 CD.docx
@@ -656,34 +656,14 @@
                 <w:szCs w:val="28"/>
               </w:rPr>
             </w:pPr>
-            <w:proofErr w:type="spellStart"/>
             <w:r>
               <w:rPr>
                 <w:rFonts w:ascii="Tahoma" w:eastAsia="Tahoma" w:hAnsi="Tahoma" w:cs="Tahoma"/>
                 <w:sz w:val="28"/>
                 <w:szCs w:val="28"/>
               </w:rPr>
-              <w:t>Dr.</w:t>
-            </w:r>
-            <w:proofErr w:type="spellEnd"/>
-            <w:r>
-              <w:rPr>
-                <w:rFonts w:ascii="Tahoma" w:eastAsia="Tahoma" w:hAnsi="Tahoma" w:cs="Tahoma"/>
-                <w:sz w:val="28"/>
-                <w:szCs w:val="28"/>
-              </w:rPr>
-              <w:t xml:space="preserve"> Pankaj </w:t>
-            </w:r>
-            <w:proofErr w:type="spellStart"/>
-            <w:r>
-              <w:rPr>
-                <w:rFonts w:ascii="Tahoma" w:eastAsia="Tahoma" w:hAnsi="Tahoma" w:cs="Tahoma"/>
-                <w:sz w:val="28"/>
-                <w:szCs w:val="28"/>
-              </w:rPr>
-              <w:t>Jadwal</w:t>
-            </w:r>
-            <w:proofErr w:type="spellEnd"/>
+              <w:t>Dr. Pankaj Jadwal</w:t>
+            </w:r>
           </w:p>
           <w:p>
             <w:pPr>
@@ -1451,27 +1431,7 @@
                 <w:szCs w:val="22"/>
               </w:rPr>
               <w:br/>
-              <w:t xml:space="preserve">PEP 257 – </w:t>
-            </w:r>
-            <w:proofErr w:type="spellStart"/>
-            <w:r>
-              <w:rPr>
-                <w:rFonts w:ascii="Arial" w:hAnsi="Arial" w:cs="Arial"/>
-                <w:color w:val="000000"/>
-                <w:sz w:val="22"/>
-                <w:szCs w:val="22"/>
-              </w:rPr>
-              <w:t>Docstring</w:t>
-            </w:r>
-            <w:proofErr w:type="spellEnd"/>
-            <w:r>
-              <w:rPr>
-                <w:rFonts w:ascii="Arial" w:hAnsi="Arial" w:cs="Arial"/>
-                <w:color w:val="000000"/>
-                <w:sz w:val="22"/>
-                <w:szCs w:val="22"/>
-              </w:rPr>
-              <w:t xml:space="preserve"> Conventions (documentation standards for functions/modules)</w:t>
+              <w:t>PEP 257 – Docstring Conventions (documentation standards for functions/modules)</w:t>
             </w:r>
             <w:r>
               <w:rPr>
@@ -1989,27 +1949,7 @@
                 <w:szCs w:val="22"/>
               </w:rPr>
               <w:br/>
-              <w:t xml:space="preserve">CO5: Develop, test, debug, and refine </w:t>
-            </w:r>
-            <w:proofErr w:type="spellStart"/>
-            <w:r>
-              <w:rPr>
-                <w:rFonts w:ascii="Arial" w:hAnsi="Arial" w:cs="Arial"/>
-                <w:color w:val="000000"/>
-                <w:sz w:val="22"/>
-                <w:szCs w:val="22"/>
-              </w:rPr>
-              <w:t>Tkinter</w:t>
-            </w:r>
-            <w:proofErr w:type="spellEnd"/>
-            <w:r>
-              <w:rPr>
-                <w:rFonts w:ascii="Arial" w:hAnsi="Arial" w:cs="Arial"/>
-                <w:color w:val="000000"/>
-                <w:sz w:val="22"/>
-                <w:szCs w:val="22"/>
-              </w:rPr>
-              <w:t>-based desktop applications integrating event handling, external APIs, introductory concurrency, and validated AI-assisted code.</w:t>
+              <w:t>CO5: Develop, test, debug, and refine Tkinter-based desktop applications integrating event handling, external APIs, introductory concurrency, and validated AI-assisted code.</w:t>
             </w:r>
           </w:p>
           <w:p>
@@ -4260,27 +4200,7 @@
                 <w:sz w:val="22"/>
                 <w:szCs w:val="22"/>
               </w:rPr>
-              <w:t xml:space="preserve">the basic elements of the Python environment and the use of the </w:t>
-            </w:r>
-            <w:proofErr w:type="gramStart"/>
-            <w:r>
-              <w:rPr>
-                <w:rFonts w:ascii="Tahoma" w:eastAsia="Tahoma" w:hAnsi="Tahoma" w:cs="Tahoma"/>
-                <w:color w:val="000000"/>
-                <w:sz w:val="22"/>
-                <w:szCs w:val="22"/>
-              </w:rPr>
-              <w:t>print(</w:t>
-            </w:r>
-            <w:proofErr w:type="gramEnd"/>
-            <w:r>
-              <w:rPr>
-                <w:rFonts w:ascii="Tahoma" w:eastAsia="Tahoma" w:hAnsi="Tahoma" w:cs="Tahoma"/>
-                <w:color w:val="000000"/>
-                <w:sz w:val="22"/>
-                <w:szCs w:val="22"/>
-              </w:rPr>
-              <w:t>) function for output.</w:t>
+              <w:t>the basic elements of the Python environment and the use of the print() function for output.</w:t>
             </w:r>
           </w:p>
           <w:p>
@@ -10498,6 +10418,14 @@
               </w:rPr>
               <w:t>K1</w:t>
             </w:r>
+            <w:r>
+              <w:rPr>
+                <w:rFonts w:ascii="Tahoma" w:eastAsia="Tahoma" w:hAnsi="Tahoma" w:cs="Tahoma"/>
+                <w:sz w:val="22"/>
+                <w:szCs w:val="22"/>
+              </w:rPr>
+              <w:t>, K2</w:t>
+            </w:r>
           </w:p>
         </w:tc>
         <w:tc>
@@ -10808,8 +10736,10 @@
                 <w:sz w:val="22"/>
                 <w:szCs w:val="22"/>
               </w:rPr>
-              <w:t>K2</w:t>
-            </w:r>
+              <w:t>K3, K4</w:t>
+            </w:r>
+            <w:bookmarkStart w:id="9" w:name="_GoBack"/>
+            <w:bookmarkEnd w:id="9"/>
           </w:p>
         </w:tc>
         <w:tc>
@@ -10940,8 +10870,8 @@
                 <w:szCs w:val="22"/>
               </w:rPr>
             </w:pPr>
-            <w:bookmarkStart w:id="9" w:name="_heading=h.dqzyyf9danz8" w:colFirst="0" w:colLast="0"/>
-            <w:bookmarkEnd w:id="9"/>
+            <w:bookmarkStart w:id="10" w:name="_heading=h.dqzyyf9danz8" w:colFirst="0" w:colLast="0"/>
+            <w:bookmarkEnd w:id="10"/>
             <w:r>
               <w:rPr>
                 <w:b w:val="0"/>
@@ -10977,8 +10907,8 @@
                 <w:szCs w:val="22"/>
               </w:rPr>
             </w:pPr>
-            <w:bookmarkStart w:id="10" w:name="_heading=h.ujlbmq3kfo5" w:colFirst="0" w:colLast="0"/>
-            <w:bookmarkEnd w:id="10"/>
+            <w:bookmarkStart w:id="11" w:name="_heading=h.ujlbmq3kfo5" w:colFirst="0" w:colLast="0"/>
+            <w:bookmarkEnd w:id="11"/>
             <w:r>
               <w:rPr>
                 <w:b w:val="0"/>
@@ -11185,8 +11115,8 @@
                 <w:szCs w:val="22"/>
               </w:rPr>
             </w:pPr>
-            <w:bookmarkStart w:id="11" w:name="_heading=h.2dpx9h1numf6" w:colFirst="0" w:colLast="0"/>
-            <w:bookmarkEnd w:id="11"/>
+            <w:bookmarkStart w:id="12" w:name="_heading=h.2dpx9h1numf6" w:colFirst="0" w:colLast="0"/>
+            <w:bookmarkEnd w:id="12"/>
             <w:r>
               <w:rPr>
                 <w:sz w:val="22"/>
@@ -11226,8 +11156,8 @@
                 <w:szCs w:val="22"/>
               </w:rPr>
             </w:pPr>
-            <w:bookmarkStart w:id="12" w:name="_heading=h.d91wuoezegwu" w:colFirst="0" w:colLast="0"/>
-            <w:bookmarkEnd w:id="12"/>
+            <w:bookmarkStart w:id="13" w:name="_heading=h.d91wuoezegwu" w:colFirst="0" w:colLast="0"/>
+            <w:bookmarkEnd w:id="13"/>
             <w:r>
               <w:rPr>
                 <w:sz w:val="22"/>
@@ -11267,8 +11197,8 @@
                 <w:szCs w:val="22"/>
               </w:rPr>
             </w:pPr>
-            <w:bookmarkStart w:id="13" w:name="_heading=h.ab31uvyicf7y" w:colFirst="0" w:colLast="0"/>
-            <w:bookmarkEnd w:id="13"/>
+            <w:bookmarkStart w:id="14" w:name="_heading=h.ab31uvyicf7y" w:colFirst="0" w:colLast="0"/>
+            <w:bookmarkEnd w:id="14"/>
             <w:r>
               <w:rPr>
                 <w:sz w:val="22"/>
@@ -11308,8 +11238,8 @@
                 <w:szCs w:val="22"/>
               </w:rPr>
             </w:pPr>
-            <w:bookmarkStart w:id="14" w:name="_heading=h.l1o19pvdfs0w" w:colFirst="0" w:colLast="0"/>
-            <w:bookmarkEnd w:id="14"/>
+            <w:bookmarkStart w:id="15" w:name="_heading=h.l1o19pvdfs0w" w:colFirst="0" w:colLast="0"/>
+            <w:bookmarkEnd w:id="15"/>
             <w:r>
               <w:rPr>
                 <w:sz w:val="22"/>
@@ -11349,8 +11279,8 @@
                 <w:szCs w:val="22"/>
               </w:rPr>
             </w:pPr>
-            <w:bookmarkStart w:id="15" w:name="_heading=h.1iio9863y9s2" w:colFirst="0" w:colLast="0"/>
-            <w:bookmarkEnd w:id="15"/>
+            <w:bookmarkStart w:id="16" w:name="_heading=h.1iio9863y9s2" w:colFirst="0" w:colLast="0"/>
+            <w:bookmarkEnd w:id="16"/>
             <w:r>
               <w:rPr>
                 <w:sz w:val="22"/>
@@ -11397,8 +11327,8 @@
                 <w:szCs w:val="22"/>
               </w:rPr>
             </w:pPr>
-            <w:bookmarkStart w:id="16" w:name="_heading=h.n5cz737sjj8t" w:colFirst="0" w:colLast="0"/>
-            <w:bookmarkEnd w:id="16"/>
+            <w:bookmarkStart w:id="17" w:name="_heading=h.n5cz737sjj8t" w:colFirst="0" w:colLast="0"/>
+            <w:bookmarkEnd w:id="17"/>
             <w:r>
               <w:rPr>
                 <w:b w:val="0"/>
@@ -11625,8 +11555,8 @@
                 <w:szCs w:val="22"/>
               </w:rPr>
             </w:pPr>
-            <w:bookmarkStart w:id="17" w:name="_heading=h.n9vcp86uj0gz" w:colFirst="0" w:colLast="0"/>
-            <w:bookmarkEnd w:id="17"/>
+            <w:bookmarkStart w:id="18" w:name="_heading=h.n9vcp86uj0gz" w:colFirst="0" w:colLast="0"/>
+            <w:bookmarkEnd w:id="18"/>
             <w:r>
               <w:rPr>
                 <w:b w:val="0"/>
@@ -11648,8 +11578,8 @@
               </w:r>
             </w:hyperlink>
           </w:p>
-          <w:bookmarkStart w:id="18" w:name="_heading=h.xqijntflh8xx" w:colFirst="0" w:colLast="0"/>
-          <w:bookmarkEnd w:id="18"/>
+          <w:bookmarkStart w:id="19" w:name="_heading=h.xqijntflh8xx" w:colFirst="0" w:colLast="0"/>
+          <w:bookmarkEnd w:id="19"/>
           <w:p>
             <w:pPr>
               <w:pStyle w:val="Heading1"/>
@@ -11913,8 +11843,8 @@
                 <w:szCs w:val="22"/>
               </w:rPr>
             </w:pPr>
-            <w:bookmarkStart w:id="19" w:name="_heading=h.nkg1yeldz3r6" w:colFirst="0" w:colLast="0"/>
-            <w:bookmarkEnd w:id="19"/>
+            <w:bookmarkStart w:id="20" w:name="_heading=h.nkg1yeldz3r6" w:colFirst="0" w:colLast="0"/>
+            <w:bookmarkEnd w:id="20"/>
             <w:r>
               <w:rPr>
                 <w:b w:val="0"/>
@@ -12214,8 +12144,8 @@
                 <w:szCs w:val="22"/>
               </w:rPr>
             </w:pPr>
-            <w:bookmarkStart w:id="20" w:name="_heading=h.gan91rd7ci3y" w:colFirst="0" w:colLast="0"/>
-            <w:bookmarkEnd w:id="20"/>
+            <w:bookmarkStart w:id="21" w:name="_heading=h.gan91rd7ci3y" w:colFirst="0" w:colLast="0"/>
+            <w:bookmarkEnd w:id="21"/>
             <w:r>
               <w:rPr>
                 <w:b w:val="0"/>
@@ -12251,8 +12181,8 @@
                 <w:szCs w:val="22"/>
               </w:rPr>
             </w:pPr>
-            <w:bookmarkStart w:id="21" w:name="_heading=h.rs8wuku1t7ew" w:colFirst="0" w:colLast="0"/>
-            <w:bookmarkEnd w:id="21"/>
+            <w:bookmarkStart w:id="22" w:name="_heading=h.rs8wuku1t7ew" w:colFirst="0" w:colLast="0"/>
+            <w:bookmarkEnd w:id="22"/>
             <w:r>
               <w:rPr>
                 <w:b w:val="0"/>
@@ -12454,8 +12384,8 @@
                 <w:szCs w:val="22"/>
               </w:rPr>
             </w:pPr>
-            <w:bookmarkStart w:id="22" w:name="_heading=h.28hi2a9zcq9c" w:colFirst="0" w:colLast="0"/>
-            <w:bookmarkEnd w:id="22"/>
+            <w:bookmarkStart w:id="23" w:name="_heading=h.28hi2a9zcq9c" w:colFirst="0" w:colLast="0"/>
+            <w:bookmarkEnd w:id="23"/>
             <w:r>
               <w:rPr>
                 <w:sz w:val="22"/>
@@ -12495,8 +12425,8 @@
                 <w:szCs w:val="22"/>
               </w:rPr>
             </w:pPr>
-            <w:bookmarkStart w:id="23" w:name="_heading=h.yh7hryrz4cs1" w:colFirst="0" w:colLast="0"/>
-            <w:bookmarkEnd w:id="23"/>
+            <w:bookmarkStart w:id="24" w:name="_heading=h.yh7hryrz4cs1" w:colFirst="0" w:colLast="0"/>
+            <w:bookmarkEnd w:id="24"/>
             <w:r>
               <w:rPr>
                 <w:sz w:val="22"/>
@@ -12536,8 +12466,8 @@
                 <w:szCs w:val="22"/>
               </w:rPr>
             </w:pPr>
-            <w:bookmarkStart w:id="24" w:name="_heading=h.djycj1lrjb5h" w:colFirst="0" w:colLast="0"/>
-            <w:bookmarkEnd w:id="24"/>
+            <w:bookmarkStart w:id="25" w:name="_heading=h.djycj1lrjb5h" w:colFirst="0" w:colLast="0"/>
+            <w:bookmarkEnd w:id="25"/>
             <w:r>
               <w:rPr>
                 <w:sz w:val="22"/>
@@ -12577,8 +12507,8 @@
                 <w:szCs w:val="22"/>
               </w:rPr>
             </w:pPr>
-            <w:bookmarkStart w:id="25" w:name="_heading=h.vijs5dr4cbzi" w:colFirst="0" w:colLast="0"/>
-            <w:bookmarkEnd w:id="25"/>
+            <w:bookmarkStart w:id="26" w:name="_heading=h.vijs5dr4cbzi" w:colFirst="0" w:colLast="0"/>
+            <w:bookmarkEnd w:id="26"/>
             <w:r>
               <w:rPr>
                 <w:sz w:val="22"/>
@@ -12618,8 +12548,8 @@
                 <w:szCs w:val="22"/>
               </w:rPr>
             </w:pPr>
-            <w:bookmarkStart w:id="26" w:name="_heading=h.rri2gyf0jenc" w:colFirst="0" w:colLast="0"/>
-            <w:bookmarkEnd w:id="26"/>
+            <w:bookmarkStart w:id="27" w:name="_heading=h.rri2gyf0jenc" w:colFirst="0" w:colLast="0"/>
+            <w:bookmarkEnd w:id="27"/>
             <w:r>
               <w:rPr>
                 <w:sz w:val="22"/>
@@ -12666,8 +12596,8 @@
                 <w:szCs w:val="22"/>
               </w:rPr>
             </w:pPr>
-            <w:bookmarkStart w:id="27" w:name="_heading=h.yjusn7a7cb3l" w:colFirst="0" w:colLast="0"/>
-            <w:bookmarkEnd w:id="27"/>
+            <w:bookmarkStart w:id="28" w:name="_heading=h.yjusn7a7cb3l" w:colFirst="0" w:colLast="0"/>
+            <w:bookmarkEnd w:id="28"/>
             <w:r>
               <w:rPr>
                 <w:b w:val="0"/>
@@ -12885,8 +12815,8 @@
                 <w:u w:val="single"/>
               </w:rPr>
             </w:pPr>
-            <w:bookmarkStart w:id="28" w:name="_heading=h.41vdacl61mw5" w:colFirst="0" w:colLast="0"/>
-            <w:bookmarkEnd w:id="28"/>
+            <w:bookmarkStart w:id="29" w:name="_heading=h.41vdacl61mw5" w:colFirst="0" w:colLast="0"/>
+            <w:bookmarkEnd w:id="29"/>
             <w:r>
               <w:rPr>
                 <w:b w:val="0"/>
@@ -13828,8 +13758,8 @@
                 <w:szCs w:val="22"/>
               </w:rPr>
             </w:pPr>
-            <w:bookmarkStart w:id="29" w:name="_heading=h.4vlangksy1hy" w:colFirst="0" w:colLast="0"/>
-            <w:bookmarkEnd w:id="29"/>
+            <w:bookmarkStart w:id="30" w:name="_heading=h.4vlangksy1hy" w:colFirst="0" w:colLast="0"/>
+            <w:bookmarkEnd w:id="30"/>
             <w:r>
               <w:rPr>
                 <w:sz w:val="22"/>
@@ -13869,8 +13799,8 @@
                 <w:szCs w:val="22"/>
               </w:rPr>
             </w:pPr>
-            <w:bookmarkStart w:id="30" w:name="_heading=h.rxhvn719tws8" w:colFirst="0" w:colLast="0"/>
-            <w:bookmarkEnd w:id="30"/>
+            <w:bookmarkStart w:id="31" w:name="_heading=h.rxhvn719tws8" w:colFirst="0" w:colLast="0"/>
+            <w:bookmarkEnd w:id="31"/>
             <w:r>
               <w:rPr>
                 <w:sz w:val="22"/>
@@ -13910,8 +13840,8 @@
                 <w:szCs w:val="22"/>
               </w:rPr>
             </w:pPr>
-            <w:bookmarkStart w:id="31" w:name="_heading=h.jqfdbxymk3za" w:colFirst="0" w:colLast="0"/>
-            <w:bookmarkEnd w:id="31"/>
+            <w:bookmarkStart w:id="32" w:name="_heading=h.jqfdbxymk3za" w:colFirst="0" w:colLast="0"/>
+            <w:bookmarkEnd w:id="32"/>
             <w:r>
               <w:rPr>
                 <w:sz w:val="22"/>
@@ -13951,8 +13881,8 @@
                 <w:szCs w:val="22"/>
               </w:rPr>
             </w:pPr>
-            <w:bookmarkStart w:id="32" w:name="_heading=h.d9vt94cbj495" w:colFirst="0" w:colLast="0"/>
-            <w:bookmarkEnd w:id="32"/>
+            <w:bookmarkStart w:id="33" w:name="_heading=h.d9vt94cbj495" w:colFirst="0" w:colLast="0"/>
+            <w:bookmarkEnd w:id="33"/>
             <w:r>
               <w:rPr>
                 <w:sz w:val="22"/>
@@ -13992,8 +13922,8 @@
                 <w:szCs w:val="22"/>
               </w:rPr>
             </w:pPr>
-            <w:bookmarkStart w:id="33" w:name="_heading=h.fwqzvl8fwz25" w:colFirst="0" w:colLast="0"/>
-            <w:bookmarkEnd w:id="33"/>
+            <w:bookmarkStart w:id="34" w:name="_heading=h.fwqzvl8fwz25" w:colFirst="0" w:colLast="0"/>
+            <w:bookmarkEnd w:id="34"/>
             <w:r>
               <w:rPr>
                 <w:sz w:val="22"/>
@@ -14040,8 +13970,8 @@
                 <w:szCs w:val="22"/>
               </w:rPr>
             </w:pPr>
-            <w:bookmarkStart w:id="34" w:name="_heading=h.l7unw5a7p1ey" w:colFirst="0" w:colLast="0"/>
-            <w:bookmarkEnd w:id="34"/>
+            <w:bookmarkStart w:id="35" w:name="_heading=h.l7unw5a7p1ey" w:colFirst="0" w:colLast="0"/>
+            <w:bookmarkEnd w:id="35"/>
             <w:r>
               <w:rPr>
                 <w:b w:val="0"/>
@@ -14280,8 +14210,8 @@
                 <w:u w:val="single"/>
               </w:rPr>
             </w:pPr>
-            <w:bookmarkStart w:id="35" w:name="_heading=h.p7eir8lwj41h" w:colFirst="0" w:colLast="0"/>
-            <w:bookmarkEnd w:id="35"/>
+            <w:bookmarkStart w:id="36" w:name="_heading=h.p7eir8lwj41h" w:colFirst="0" w:colLast="0"/>
+            <w:bookmarkEnd w:id="36"/>
             <w:r>
               <w:rPr>
                 <w:b w:val="0"/>
@@ -14576,8 +14506,8 @@
                 <w:u w:val="single"/>
               </w:rPr>
             </w:pPr>
-            <w:bookmarkStart w:id="36" w:name="_heading=h.559n5ojye0sy" w:colFirst="0" w:colLast="0"/>
-            <w:bookmarkEnd w:id="36"/>
+            <w:bookmarkStart w:id="37" w:name="_heading=h.559n5ojye0sy" w:colFirst="0" w:colLast="0"/>
+            <w:bookmarkEnd w:id="37"/>
             <w:r>
               <w:rPr>
                 <w:b w:val="0"/>
@@ -14659,8 +14589,8 @@
                 <w:szCs w:val="22"/>
               </w:rPr>
             </w:pPr>
-            <w:bookmarkStart w:id="37" w:name="_heading=h.4vlangksy1hy_dup40" w:colFirst="0" w:colLast="0"/>
-            <w:bookmarkEnd w:id="37"/>
+            <w:bookmarkStart w:id="38" w:name="_heading=h.4vlangksy1hy_dup40" w:colFirst="0" w:colLast="0"/>
+            <w:bookmarkEnd w:id="38"/>
             <w:r>
               <w:rPr>
                 <w:sz w:val="22"/>
@@ -14700,8 +14630,8 @@
                 <w:szCs w:val="22"/>
               </w:rPr>
             </w:pPr>
-            <w:bookmarkStart w:id="38" w:name="_heading=h.rxhvn719tws8_dup41" w:colFirst="0" w:colLast="0"/>
-            <w:bookmarkEnd w:id="38"/>
+            <w:bookmarkStart w:id="39" w:name="_heading=h.rxhvn719tws8_dup41" w:colFirst="0" w:colLast="0"/>
+            <w:bookmarkEnd w:id="39"/>
             <w:r>
               <w:rPr>
                 <w:sz w:val="22"/>
@@ -14741,8 +14671,8 @@
                 <w:szCs w:val="22"/>
               </w:rPr>
             </w:pPr>
-            <w:bookmarkStart w:id="39" w:name="_heading=h.jqfdbxymk3za_dup42" w:colFirst="0" w:colLast="0"/>
-            <w:bookmarkEnd w:id="39"/>
+            <w:bookmarkStart w:id="40" w:name="_heading=h.jqfdbxymk3za_dup42" w:colFirst="0" w:colLast="0"/>
+            <w:bookmarkEnd w:id="40"/>
             <w:r>
               <w:rPr>
                 <w:sz w:val="22"/>
@@ -14782,8 +14712,8 @@
                 <w:szCs w:val="22"/>
               </w:rPr>
             </w:pPr>
-            <w:bookmarkStart w:id="40" w:name="_heading=h.d9vt94cbj495_dup43" w:colFirst="0" w:colLast="0"/>
-            <w:bookmarkEnd w:id="40"/>
+            <w:bookmarkStart w:id="41" w:name="_heading=h.d9vt94cbj495_dup43" w:colFirst="0" w:colLast="0"/>
+            <w:bookmarkEnd w:id="41"/>
             <w:r>
               <w:rPr>
                 <w:sz w:val="22"/>
@@ -14823,8 +14753,8 @@
                 <w:szCs w:val="22"/>
               </w:rPr>
             </w:pPr>
-            <w:bookmarkStart w:id="41" w:name="_heading=h.fwqzvl8fwz25_dup44" w:colFirst="0" w:colLast="0"/>
-            <w:bookmarkEnd w:id="41"/>
+            <w:bookmarkStart w:id="42" w:name="_heading=h.fwqzvl8fwz25_dup44" w:colFirst="0" w:colLast="0"/>
+            <w:bookmarkEnd w:id="42"/>
             <w:r>
               <w:rPr>
                 <w:sz w:val="22"/>
@@ -14871,8 +14801,8 @@
                 <w:szCs w:val="22"/>
               </w:rPr>
             </w:pPr>
-            <w:bookmarkStart w:id="42" w:name="_heading=h.l7unw5a7p1ey_dup45" w:colFirst="0" w:colLast="0"/>
-            <w:bookmarkEnd w:id="42"/>
+            <w:bookmarkStart w:id="43" w:name="_heading=h.l7unw5a7p1ey_dup45" w:colFirst="0" w:colLast="0"/>
+            <w:bookmarkEnd w:id="43"/>
             <w:r>
               <w:rPr>
                 <w:b w:val="0"/>
@@ -15112,8 +15042,8 @@
                 <w:u w:val="single"/>
               </w:rPr>
             </w:pPr>
-            <w:bookmarkStart w:id="43" w:name="_heading=h.p7eir8lwj41h_dup46" w:colFirst="0" w:colLast="0"/>
-            <w:bookmarkEnd w:id="43"/>
+            <w:bookmarkStart w:id="44" w:name="_heading=h.p7eir8lwj41h_dup46" w:colFirst="0" w:colLast="0"/>
+            <w:bookmarkEnd w:id="44"/>
             <w:r>
               <w:rPr>
                 <w:b w:val="0"/>
@@ -15408,8 +15338,8 @@
                 <w:u w:val="single"/>
               </w:rPr>
             </w:pPr>
-            <w:bookmarkStart w:id="44" w:name="_heading=h.559n5ojye0sy_dup47" w:colFirst="0" w:colLast="0"/>
-            <w:bookmarkEnd w:id="44"/>
+            <w:bookmarkStart w:id="45" w:name="_heading=h.559n5ojye0sy_dup47" w:colFirst="0" w:colLast="0"/>
+            <w:bookmarkEnd w:id="45"/>
             <w:r>
               <w:rPr>
                 <w:b w:val="0"/>
@@ -15984,9 +15914,8 @@
                 <w:sz w:val="22"/>
                 <w:szCs w:val="22"/>
               </w:rPr>
-              <w:t xml:space="preserve">le </w:t>
-            </w:r>
-            <w:proofErr w:type="spellStart"/>
+              <w:t xml:space="preserve">le Colab. Create short programs </w:t>
+            </w:r>
             <w:r>
               <w:rPr>
                 <w:rFonts w:ascii="Tahoma" w:hAnsi="Tahoma" w:cs="Tahoma"/>
@@ -15994,28 +15923,8 @@
                 <w:sz w:val="22"/>
                 <w:szCs w:val="22"/>
               </w:rPr>
-              <w:t>Colab</w:t>
-            </w:r>
-            <w:proofErr w:type="spellEnd"/>
-            <w:r>
-              <w:rPr>
-                <w:rFonts w:ascii="Tahoma" w:hAnsi="Tahoma" w:cs="Tahoma"/>
-                <w:color w:val="374151"/>
-                <w:sz w:val="22"/>
-                <w:szCs w:val="22"/>
-              </w:rPr>
-              <w:t xml:space="preserve">. Create short programs </w:t>
-            </w:r>
-            <w:r>
-              <w:rPr>
-                <w:rFonts w:ascii="Tahoma" w:hAnsi="Tahoma" w:cs="Tahoma"/>
-                <w:color w:val="374151"/>
-                <w:sz w:val="22"/>
-                <w:szCs w:val="22"/>
-              </w:rPr>
               <w:t>using </w:t>
             </w:r>
-            <w:proofErr w:type="gramStart"/>
             <w:r>
               <w:rPr>
                 <w:rStyle w:val="HTMLCode"/>
@@ -16025,19 +15934,7 @@
                 <w:sz w:val="22"/>
                 <w:szCs w:val="22"/>
               </w:rPr>
-              <w:t>print(</w:t>
-            </w:r>
-            <w:proofErr w:type="gramEnd"/>
-            <w:r>
-              <w:rPr>
-                <w:rStyle w:val="HTMLCode"/>
-                <w:rFonts w:ascii="Tahoma" w:hAnsi="Tahoma" w:cs="Tahoma"/>
-                <w:bCs/>
-                <w:color w:val="111827"/>
-                <w:sz w:val="22"/>
-                <w:szCs w:val="22"/>
-              </w:rPr>
-              <w:t>)</w:t>
+              <w:t>print()</w:t>
             </w:r>
             <w:r>
               <w:rPr>
@@ -16397,7 +16294,6 @@
               </w:rPr>
               <w:t> values. Use </w:t>
             </w:r>
-            <w:proofErr w:type="gramStart"/>
             <w:r>
               <w:rPr>
                 <w:rStyle w:val="HTMLCode"/>
@@ -16407,19 +16303,7 @@
                 <w:sz w:val="22"/>
                 <w:szCs w:val="22"/>
               </w:rPr>
-              <w:t>type(</w:t>
-            </w:r>
-            <w:proofErr w:type="gramEnd"/>
-            <w:r>
-              <w:rPr>
-                <w:rStyle w:val="HTMLCode"/>
-                <w:rFonts w:ascii="Tahoma" w:hAnsi="Tahoma" w:cs="Tahoma"/>
-                <w:bCs/>
-                <w:color w:val="111827"/>
-                <w:sz w:val="22"/>
-                <w:szCs w:val="22"/>
-              </w:rPr>
-              <w:t>)</w:t>
+              <w:t>type()</w:t>
             </w:r>
             <w:r>
               <w:rPr>
@@ -16581,7 +16465,6 @@
               </w:rPr>
               <w:t>Create a simple program that accepts a student’s name, age, and two numerical values. Convert relevant input into </w:t>
             </w:r>
-            <w:proofErr w:type="spellStart"/>
             <w:r>
               <w:rPr>
                 <w:rStyle w:val="HTMLCode"/>
@@ -16593,7 +16476,6 @@
               </w:rPr>
               <w:t>int</w:t>
             </w:r>
-            <w:proofErr w:type="spellEnd"/>
             <w:r>
               <w:rPr>
                 <w:rFonts w:ascii="Tahoma" w:hAnsi="Tahoma" w:cs="Tahoma"/>
@@ -18379,7 +18261,6 @@
               </w:rPr>
               <w:t> loops and </w:t>
             </w:r>
-            <w:proofErr w:type="gramStart"/>
             <w:r>
               <w:rPr>
                 <w:rStyle w:val="HTMLCode"/>
@@ -18389,19 +18270,7 @@
                 <w:sz w:val="22"/>
                 <w:szCs w:val="22"/>
               </w:rPr>
-              <w:t>range(</w:t>
-            </w:r>
-            <w:proofErr w:type="gramEnd"/>
-            <w:r>
-              <w:rPr>
-                <w:rStyle w:val="HTMLCode"/>
-                <w:rFonts w:ascii="Tahoma" w:hAnsi="Tahoma" w:cs="Tahoma"/>
-                <w:bCs/>
-                <w:color w:val="111827"/>
-                <w:sz w:val="22"/>
-                <w:szCs w:val="22"/>
-              </w:rPr>
-              <w:t>)</w:t>
+              <w:t>range()</w:t>
             </w:r>
             <w:r>
               <w:rPr>
@@ -19035,8 +18904,6 @@
               </w:rPr>
               <w:t>, test-case sheet, and peer-feedback record.</w:t>
             </w:r>
-            <w:bookmarkStart w:id="45" w:name="_GoBack"/>
-            <w:bookmarkEnd w:id="45"/>
           </w:p>
         </w:tc>
         <w:tc>
@@ -20071,7 +19938,7 @@
       <w:rPr>
         <w:noProof/>
       </w:rPr>
-      <w:t>20</w:t>
+      <w:t>5</w:t>
     </w:r>
     <w:r>
       <w:fldChar w:fldCharType="end"/>
